--- a/manuales/Manual_Tecnico_SLAMCart3D.docx
+++ b/manuales/Manual_Tecnico_SLAMCart3D.docx
@@ -362,7 +362,7 @@
     </w:p>
     <w:p>
       <w:r>
-        <w:t>SLAMCart3D implementa un flujo científico reproducible para analizar la degradación de algoritmos de localización y mapeo. La versión 0.1.0 contiene un núcleo ejecutable sin interfaz, una GUI opcional, tres baselines de estimación y el muestreador adaptativo ASRF. El estado verdadero del vehículo es planar; la geometría extruida, el LiDAR multicapa y las figuras 3D no constituyen una solución de SLAM 6DoF.</w:t>
+        <w:t>SLAMCart3D implementa un flujo científico reproducible para analizar la degradación de algoritmos de localización y mapeo. La versión 0.1.0 contiene un núcleo ejecutable sin interfaz, una GUI opcional, tres baselines, un híbrido adaptativo propuesto y el muestreador ASRF. El estado verdadero del vehículo es planar; la geometría extruida, el LiDAR multicapa y las figuras 3D no constituyen una solución de SLAM 6DoF.</w:t>
       </w:r>
     </w:p>
     <w:p>
@@ -762,7 +762,7 @@
                 <w:rFonts w:ascii="Arial" w:hAnsi="Arial"/>
                 <w:sz w:val="18"/>
               </w:rPr>
-              <w:t>Interfaz común y tres baselines intercambiables.</w:t>
+              <w:t>Interfaz común, tres baselines y estimador híbrido adaptativo.</w:t>
             </w:r>
           </w:p>
         </w:tc>
@@ -1023,7 +1023,7 @@
     <w:p/>
     <w:p>
       <w:r>
-        <w:t>Un ExperimentConfig validado entra en ObservationStream, que crea mundo y generadores pseudoaleatorios a partir de la semilla. Cada frame lleva ground truth y observaciones ideales y degradadas. El estimador recibe solo lo medido. Tras la simulación se calculan métricas, y la exportación escribe configuración, resultados y procedencia. El renderizado es opcional y no modifica el reloj ni la trayectoria científica.</w:t>
+        <w:t>Un ExperimentConfig validado entra en ObservationStream, que crea mundo y generadores pseudoaleatorios a partir de la semilla. Cada frame lleva ground truth y observaciones ideales y degradadas. La pose inicial configurada fija el marco; después, el estimador recibe solo lo medido. Tras la simulación se calculan métricas, y la exportación escribe configuración, resultados y procedencia. El renderizado es opcional y no modifica el reloj ni la trayectoria científica.</w:t>
       </w:r>
     </w:p>
     <w:p>
@@ -1141,7 +1141,7 @@
     </w:p>
     <w:p>
       <w:r>
-        <w:t>Hay seis mundos reproducibles: interior simple, corredor, interior complejo, almacén, interior con objeto móvil prescrito y exterior plano con edificios. Las paredes tienen altura finita para el ray casting multicapa. El movimiento del objeto dinámico no genera respuesta física de choque. El contador de contactos entre el centro muestreado y paredes estáticas permite detectar rutas cuestionables, sin resolver penetraciones de un chasis real.</w:t>
+        <w:t>Hay seis mundos reproducibles y una escena editable por segmentos: interior simple, corredor, interior complejo, almacén, interior con objeto móvil prescrito y exterior plano con edificios. Las paredes tienen altura finita para el ray casting multicapa. El movimiento del objeto dinámico no genera respuesta física de choque. Por defecto, una pared estática detiene un paso que dejaría el centro a menos de media separación de ruedas. wall_blocked_steps cuenta estas paradas; la aproximación no modela deslizamiento, forma detallada del chasis ni planificación de rutas.</w:t>
       </w:r>
     </w:p>
     <w:p>
@@ -1152,7 +1152,7 @@
       <w:r>
         <w:drawing>
           <wp:inline xmlns:a="http://schemas.openxmlformats.org/drawingml/2006/main" xmlns:pic="http://schemas.openxmlformats.org/drawingml/2006/picture">
-            <wp:extent cx="4023360" cy="3268980"/>
+            <wp:extent cx="3291840" cy="2674620"/>
             <wp:docPr id="1" name="Picture 1"/>
             <wp:cNvGraphicFramePr>
               <a:graphicFrameLocks noChangeAspect="1"/>
@@ -1173,7 +1173,7 @@
                   <pic:spPr>
                     <a:xfrm>
                       <a:off x="0" y="0"/>
-                      <a:ext cx="4023360" cy="3268980"/>
+                      <a:ext cx="3291840" cy="2674620"/>
                     </a:xfrm>
                     <a:prstGeom prst="rect"/>
                   </pic:spPr>
@@ -1194,7 +1194,7 @@
           <w:i/>
           <w:sz w:val="18"/>
         </w:rPr>
-        <w:t>Figura 1. Escena extruida y trayectorias de la corrida verificable EXP-0A04E1799939.</w:t>
+        <w:t>Figura 1. Escena extruida y trayectorias de la corrida verificable EXP-71EEDD205D56.</w:t>
       </w:r>
     </w:p>
     <w:p>
@@ -1228,7 +1228,7 @@
     </w:p>
     <w:p>
       <w:r>
-        <w:t>La IMU sintética exporta tres velocidades angulares y tres componentes de aceleración específica sobre un robot nivelado. Sus valores ideales son giro en yaw, aceleración longitudinal por cambio de velocidad, aceleración lateral v por yaw rate y 9.80665 m/s² verticales. Hay sesgo, caminata aleatoria, ruido blanco, saturación y pérdida de paquete. La fusión ruedas e IMU usa solo la componente de giro yaw. La cámara RGB-D emplea colores esquemáticos y puede degradarse con ruido, desenfoque, iluminación, contraste, oclusión y pérdida de cuadros; los tres baselines no usan sus imágenes.</w:t>
+        <w:t>La IMU sintética exporta tres velocidades angulares y tres componentes de aceleración específica sobre un robot nivelado. Sus valores ideales son giro en yaw, aceleración longitudinal por cambio de velocidad, aceleración lateral v por yaw rate y 9.80665 m/s² verticales. Hay sesgo, caminata aleatoria, ruido blanco, saturación y pérdida de paquete. La fusión ruedas e IMU usa solo la componente de giro yaw. La cámara RGB-D emplea colores esquemáticos y puede degradarse con ruido, desenfoque, iluminación, contraste, oclusión y pérdida de cuadros; ninguno de los cuatro estimadores usa sus imágenes.</w:t>
       </w:r>
     </w:p>
     <w:p>
@@ -1649,6 +1649,715 @@
     <w:p>
       <w:r>
         <w:t>Cada implementación ofrece initialize, update, reset, get_pose, get_map y get_diagnostics. ICP usa registro punto a línea y reporta disponibilidad de registro separada de la disponibilidad de poses finitas. Ningún baseline hace optimización global de grafo, cierre de bucle u odometría visual.</w:t>
+      </w:r>
+    </w:p>
+    <w:p>
+      <w:pPr>
+        <w:pStyle w:val="Heading2"/>
+      </w:pPr>
+      <w:r>
+        <w:t>Híbrido adaptativo propuesto</w:t>
+      </w:r>
+    </w:p>
+    <w:p>
+      <w:r>
+        <w:t>adaptive_hybrid predice movimiento con velocidad longitudinal de ruedas y giro IMU; si falta la IMU, usa el giro de ruedas. Registra un escaneo LiDAR submuestreado contra el mapa acumulado mediante correspondencias de vecino cercano, residual punto a punto robusto y penalización respecto de la predicción. Limita el mapa de referencia local a 250 puntos para contener el costo. La confianza se ajusta con la proporción de correspondencias y el RMSE medido, sin observar la pose verdadera. Es adaptación estadística en línea, sin entrenamiento supervisado.</w:t>
+      </w:r>
+    </w:p>
+    <w:p>
+      <w:pPr>
+        <w:spacing w:before="100" w:after="200"/>
+        <w:jc w:val="center"/>
+      </w:pPr>
+      <m:oMath>
+        <m:r>
+          <m:t xml:space="preserve">q = f exp[−0.5(RMSE/0.25)²],   τ ← 0.85τ + 0.15q</m:t>
+        </m:r>
+      </m:oMath>
+    </w:p>
+    <w:p>
+      <w:r>
+        <w:t>f es la fracción de correspondencias válidas y τ empieza en 0.5. El peso del prior es icp_prior_weight / max(τ, 0.2). El registro requiere al menos seis puntos, fracción válida de 0.3, RMSE no mayor que 0.3 m, corrección de posición no mayor que 0.5 m y de giro no mayor que 0.25 rad. La ponderación robusta usa transición de 0.15 m. Estos valores son decisiones de esta implementación, no constantes universales. Un registro rechazado conserva la predicción; el filtro de mapa puede impedir que incorpore puntos dudosos. El método no cierra bucles.</w:t>
+      </w:r>
+    </w:p>
+    <w:p>
+      <w:pPr>
+        <w:pStyle w:val="Heading2"/>
+      </w:pPr>
+      <w:r>
+        <w:t>Comparación y ablaciones del híbrido</w:t>
+      </w:r>
+    </w:p>
+    <w:p>
+      <w:r>
+        <w:t>El estudio HYBRID-6C1041E65534 ejecutó 140 corridas: cuatro condiciones, siete variantes y cinco semillas pareadas (5 a 9), distintas de las exploratorias. Comparó los tres baselines, el híbrido completo y versiones sin IMU, sin adaptación y sin filtro de mapa. Cada corrida duró 10 s con paso de 0.1 s. Los intervalos son descriptivos, de aproximación normal; con cinco semillas no justifican una afirmación general de superioridad.</w:t>
+      </w:r>
+    </w:p>
+    <w:p>
+      <w:r>
+        <w:t>La condición moderada usa ruido LiDAR de 0.05 m, pérdida de 0.05 y ruido de ruedas de 0.03 rad/s. La de ruedas aumenta este último a 0.5 rad/s con LiDAR de 0.02 m. La de LiDAR usa el corredor, ruido de 0.25 m y pérdida de 0.4. La inercial introduce sesgo de giro de 0.08 rad/s con ruido de ruedas de 0.1 rad/s y LiDAR de 0.02 m. Las configuraciones completas quedan guardadas; las condiciones restantes no se ajustaron después de observar el resultado.</w:t>
+      </w:r>
+    </w:p>
+    <w:tbl>
+      <w:tblPr>
+        <w:tblW w:type="auto" w:w="0"/>
+        <w:jc w:val="center"/>
+        <w:tblLayout w:type="fixed"/>
+        <w:tblLook w:firstColumn="1" w:firstRow="1" w:lastColumn="0" w:lastRow="0" w:noHBand="0" w:noVBand="1" w:val="04A0"/>
+      </w:tblPr>
+      <w:tblGrid>
+        <w:gridCol w:w="3024"/>
+        <w:gridCol w:w="1584"/>
+        <w:gridCol w:w="1584"/>
+        <w:gridCol w:w="3600"/>
+      </w:tblGrid>
+      <w:tr>
+        <w:trPr>
+          <w:tblHeader/>
+        </w:trPr>
+        <w:tc>
+          <w:tcPr>
+            <w:tcW w:type="dxa" w:w="2448"/>
+            <w:vAlign w:val="center"/>
+            <w:tcBorders>
+              <w:top w:val="single" w:color="D9D9D9" w:sz="4"/>
+              <w:left w:val="single" w:color="D9D9D9" w:sz="4"/>
+              <w:bottom w:val="single" w:color="D9D9D9" w:sz="4"/>
+              <w:right w:val="single" w:color="D9D9D9" w:sz="4"/>
+            </w:tcBorders>
+            <w:tcMar>
+              <w:top w:w="80" w:type="dxa"/>
+              <w:bottom w:w="80" w:type="dxa"/>
+              <w:left w:w="110" w:type="dxa"/>
+              <w:right w:w="110" w:type="dxa"/>
+            </w:tcMar>
+            <w:shd w:fill="DCE6F1"/>
+          </w:tcPr>
+          <w:p>
+            <w:pPr>
+              <w:spacing w:after="60" w:before="60"/>
+            </w:pPr>
+            <w:r>
+              <w:rPr>
+                <w:rFonts w:ascii="Arial" w:hAnsi="Arial"/>
+                <w:b/>
+                <w:sz w:val="18"/>
+              </w:rPr>
+              <w:t>Condición</w:t>
+            </w:r>
+          </w:p>
+        </w:tc>
+        <w:tc>
+          <w:tcPr>
+            <w:tcW w:type="dxa" w:w="2448"/>
+            <w:vAlign w:val="center"/>
+            <w:tcBorders>
+              <w:top w:val="single" w:color="D9D9D9" w:sz="4"/>
+              <w:left w:val="single" w:color="D9D9D9" w:sz="4"/>
+              <w:bottom w:val="single" w:color="D9D9D9" w:sz="4"/>
+              <w:right w:val="single" w:color="D9D9D9" w:sz="4"/>
+            </w:tcBorders>
+            <w:tcMar>
+              <w:top w:w="80" w:type="dxa"/>
+              <w:bottom w:w="80" w:type="dxa"/>
+              <w:left w:w="110" w:type="dxa"/>
+              <w:right w:w="110" w:type="dxa"/>
+            </w:tcMar>
+            <w:shd w:fill="DCE6F1"/>
+          </w:tcPr>
+          <w:p>
+            <w:pPr>
+              <w:spacing w:after="60" w:before="60"/>
+            </w:pPr>
+            <w:r>
+              <w:rPr>
+                <w:rFonts w:ascii="Arial" w:hAnsi="Arial"/>
+                <w:b/>
+                <w:sz w:val="18"/>
+              </w:rPr>
+              <w:t>ATE rueda/IMU [m]</w:t>
+            </w:r>
+          </w:p>
+        </w:tc>
+        <w:tc>
+          <w:tcPr>
+            <w:tcW w:type="dxa" w:w="2448"/>
+            <w:vAlign w:val="center"/>
+            <w:tcBorders>
+              <w:top w:val="single" w:color="D9D9D9" w:sz="4"/>
+              <w:left w:val="single" w:color="D9D9D9" w:sz="4"/>
+              <w:bottom w:val="single" w:color="D9D9D9" w:sz="4"/>
+              <w:right w:val="single" w:color="D9D9D9" w:sz="4"/>
+            </w:tcBorders>
+            <w:tcMar>
+              <w:top w:w="80" w:type="dxa"/>
+              <w:bottom w:w="80" w:type="dxa"/>
+              <w:left w:w="110" w:type="dxa"/>
+              <w:right w:w="110" w:type="dxa"/>
+            </w:tcMar>
+            <w:shd w:fill="DCE6F1"/>
+          </w:tcPr>
+          <w:p>
+            <w:pPr>
+              <w:spacing w:after="60" w:before="60"/>
+            </w:pPr>
+            <w:r>
+              <w:rPr>
+                <w:rFonts w:ascii="Arial" w:hAnsi="Arial"/>
+                <w:b/>
+                <w:sz w:val="18"/>
+              </w:rPr>
+              <w:t>ATE ICP [m]</w:t>
+            </w:r>
+          </w:p>
+        </w:tc>
+        <w:tc>
+          <w:tcPr>
+            <w:tcW w:type="dxa" w:w="2448"/>
+            <w:vAlign w:val="center"/>
+            <w:tcBorders>
+              <w:top w:val="single" w:color="D9D9D9" w:sz="4"/>
+              <w:left w:val="single" w:color="D9D9D9" w:sz="4"/>
+              <w:bottom w:val="single" w:color="D9D9D9" w:sz="4"/>
+              <w:right w:val="single" w:color="D9D9D9" w:sz="4"/>
+            </w:tcBorders>
+            <w:tcMar>
+              <w:top w:w="80" w:type="dxa"/>
+              <w:bottom w:w="80" w:type="dxa"/>
+              <w:left w:w="110" w:type="dxa"/>
+              <w:right w:w="110" w:type="dxa"/>
+            </w:tcMar>
+            <w:shd w:fill="DCE6F1"/>
+          </w:tcPr>
+          <w:p>
+            <w:pPr>
+              <w:spacing w:after="60" w:before="60"/>
+            </w:pPr>
+            <w:r>
+              <w:rPr>
+                <w:rFonts w:ascii="Arial" w:hAnsi="Arial"/>
+                <w:b/>
+                <w:sz w:val="18"/>
+              </w:rPr>
+              <w:t>ATE híbrido [m]</w:t>
+            </w:r>
+          </w:p>
+        </w:tc>
+      </w:tr>
+      <w:tr>
+        <w:tc>
+          <w:tcPr>
+            <w:tcW w:type="dxa" w:w="3024"/>
+            <w:vAlign w:val="center"/>
+            <w:tcBorders>
+              <w:top w:val="single" w:color="D9D9D9" w:sz="4"/>
+              <w:left w:val="single" w:color="D9D9D9" w:sz="4"/>
+              <w:bottom w:val="single" w:color="D9D9D9" w:sz="4"/>
+              <w:right w:val="single" w:color="D9D9D9" w:sz="4"/>
+            </w:tcBorders>
+            <w:tcMar>
+              <w:top w:w="80" w:type="dxa"/>
+              <w:bottom w:w="80" w:type="dxa"/>
+              <w:left w:w="110" w:type="dxa"/>
+              <w:right w:w="110" w:type="dxa"/>
+            </w:tcMar>
+          </w:tcPr>
+          <w:p>
+            <w:pPr>
+              <w:spacing w:after="60" w:before="60"/>
+            </w:pPr>
+            <w:r>
+              <w:rPr>
+                <w:rFonts w:ascii="Arial" w:hAnsi="Arial"/>
+                <w:sz w:val="18"/>
+              </w:rPr>
+              <w:t>Moderada</w:t>
+            </w:r>
+          </w:p>
+        </w:tc>
+        <w:tc>
+          <w:tcPr>
+            <w:tcW w:type="dxa" w:w="1584"/>
+            <w:vAlign w:val="center"/>
+            <w:tcBorders>
+              <w:top w:val="single" w:color="D9D9D9" w:sz="4"/>
+              <w:left w:val="single" w:color="D9D9D9" w:sz="4"/>
+              <w:bottom w:val="single" w:color="D9D9D9" w:sz="4"/>
+              <w:right w:val="single" w:color="D9D9D9" w:sz="4"/>
+            </w:tcBorders>
+            <w:tcMar>
+              <w:top w:w="80" w:type="dxa"/>
+              <w:bottom w:w="80" w:type="dxa"/>
+              <w:left w:w="110" w:type="dxa"/>
+              <w:right w:w="110" w:type="dxa"/>
+            </w:tcMar>
+          </w:tcPr>
+          <w:p>
+            <w:pPr>
+              <w:spacing w:after="60" w:before="60"/>
+            </w:pPr>
+            <w:r>
+              <w:rPr>
+                <w:rFonts w:ascii="Arial" w:hAnsi="Arial"/>
+                <w:sz w:val="18"/>
+              </w:rPr>
+              <w:t>0.00079</w:t>
+            </w:r>
+          </w:p>
+        </w:tc>
+        <w:tc>
+          <w:tcPr>
+            <w:tcW w:type="dxa" w:w="1584"/>
+            <w:vAlign w:val="center"/>
+            <w:tcBorders>
+              <w:top w:val="single" w:color="D9D9D9" w:sz="4"/>
+              <w:left w:val="single" w:color="D9D9D9" w:sz="4"/>
+              <w:bottom w:val="single" w:color="D9D9D9" w:sz="4"/>
+              <w:right w:val="single" w:color="D9D9D9" w:sz="4"/>
+            </w:tcBorders>
+            <w:tcMar>
+              <w:top w:w="80" w:type="dxa"/>
+              <w:bottom w:w="80" w:type="dxa"/>
+              <w:left w:w="110" w:type="dxa"/>
+              <w:right w:w="110" w:type="dxa"/>
+            </w:tcMar>
+          </w:tcPr>
+          <w:p>
+            <w:pPr>
+              <w:spacing w:after="60" w:before="60"/>
+            </w:pPr>
+            <w:r>
+              <w:rPr>
+                <w:rFonts w:ascii="Arial" w:hAnsi="Arial"/>
+                <w:sz w:val="18"/>
+              </w:rPr>
+              <w:t>0.02253</w:t>
+            </w:r>
+          </w:p>
+        </w:tc>
+        <w:tc>
+          <w:tcPr>
+            <w:tcW w:type="dxa" w:w="3600"/>
+            <w:vAlign w:val="center"/>
+            <w:tcBorders>
+              <w:top w:val="single" w:color="D9D9D9" w:sz="4"/>
+              <w:left w:val="single" w:color="D9D9D9" w:sz="4"/>
+              <w:bottom w:val="single" w:color="D9D9D9" w:sz="4"/>
+              <w:right w:val="single" w:color="D9D9D9" w:sz="4"/>
+            </w:tcBorders>
+            <w:tcMar>
+              <w:top w:w="80" w:type="dxa"/>
+              <w:bottom w:w="80" w:type="dxa"/>
+              <w:left w:w="110" w:type="dxa"/>
+              <w:right w:w="110" w:type="dxa"/>
+            </w:tcMar>
+          </w:tcPr>
+          <w:p>
+            <w:pPr>
+              <w:spacing w:after="60" w:before="60"/>
+            </w:pPr>
+            <w:r>
+              <w:rPr>
+                <w:rFonts w:ascii="Arial" w:hAnsi="Arial"/>
+                <w:sz w:val="18"/>
+              </w:rPr>
+              <w:t>0.01956</w:t>
+            </w:r>
+          </w:p>
+        </w:tc>
+      </w:tr>
+      <w:tr>
+        <w:tc>
+          <w:tcPr>
+            <w:tcW w:type="dxa" w:w="3024"/>
+            <w:vAlign w:val="center"/>
+            <w:tcBorders>
+              <w:top w:val="single" w:color="D9D9D9" w:sz="4"/>
+              <w:left w:val="single" w:color="D9D9D9" w:sz="4"/>
+              <w:bottom w:val="single" w:color="D9D9D9" w:sz="4"/>
+              <w:right w:val="single" w:color="D9D9D9" w:sz="4"/>
+            </w:tcBorders>
+            <w:tcMar>
+              <w:top w:w="80" w:type="dxa"/>
+              <w:bottom w:w="80" w:type="dxa"/>
+              <w:left w:w="110" w:type="dxa"/>
+              <w:right w:w="110" w:type="dxa"/>
+            </w:tcMar>
+            <w:shd w:fill="F7F9FC"/>
+          </w:tcPr>
+          <w:p>
+            <w:pPr>
+              <w:spacing w:after="60" w:before="60"/>
+            </w:pPr>
+            <w:r>
+              <w:rPr>
+                <w:rFonts w:ascii="Arial" w:hAnsi="Arial"/>
+                <w:sz w:val="18"/>
+              </w:rPr>
+              <w:t>Ruido de ruedas</w:t>
+            </w:r>
+          </w:p>
+        </w:tc>
+        <w:tc>
+          <w:tcPr>
+            <w:tcW w:type="dxa" w:w="1584"/>
+            <w:vAlign w:val="center"/>
+            <w:tcBorders>
+              <w:top w:val="single" w:color="D9D9D9" w:sz="4"/>
+              <w:left w:val="single" w:color="D9D9D9" w:sz="4"/>
+              <w:bottom w:val="single" w:color="D9D9D9" w:sz="4"/>
+              <w:right w:val="single" w:color="D9D9D9" w:sz="4"/>
+            </w:tcBorders>
+            <w:tcMar>
+              <w:top w:w="80" w:type="dxa"/>
+              <w:bottom w:w="80" w:type="dxa"/>
+              <w:left w:w="110" w:type="dxa"/>
+              <w:right w:w="110" w:type="dxa"/>
+            </w:tcMar>
+            <w:shd w:fill="F7F9FC"/>
+          </w:tcPr>
+          <w:p>
+            <w:pPr>
+              <w:spacing w:after="60" w:before="60"/>
+            </w:pPr>
+            <w:r>
+              <w:rPr>
+                <w:rFonts w:ascii="Arial" w:hAnsi="Arial"/>
+                <w:sz w:val="18"/>
+              </w:rPr>
+              <w:t>0.01321</w:t>
+            </w:r>
+          </w:p>
+        </w:tc>
+        <w:tc>
+          <w:tcPr>
+            <w:tcW w:type="dxa" w:w="1584"/>
+            <w:vAlign w:val="center"/>
+            <w:tcBorders>
+              <w:top w:val="single" w:color="D9D9D9" w:sz="4"/>
+              <w:left w:val="single" w:color="D9D9D9" w:sz="4"/>
+              <w:bottom w:val="single" w:color="D9D9D9" w:sz="4"/>
+              <w:right w:val="single" w:color="D9D9D9" w:sz="4"/>
+            </w:tcBorders>
+            <w:tcMar>
+              <w:top w:w="80" w:type="dxa"/>
+              <w:bottom w:w="80" w:type="dxa"/>
+              <w:left w:w="110" w:type="dxa"/>
+              <w:right w:w="110" w:type="dxa"/>
+            </w:tcMar>
+            <w:shd w:fill="F7F9FC"/>
+          </w:tcPr>
+          <w:p>
+            <w:pPr>
+              <w:spacing w:after="60" w:before="60"/>
+            </w:pPr>
+            <w:r>
+              <w:rPr>
+                <w:rFonts w:ascii="Arial" w:hAnsi="Arial"/>
+                <w:sz w:val="18"/>
+              </w:rPr>
+              <w:t>0.01946</w:t>
+            </w:r>
+          </w:p>
+        </w:tc>
+        <w:tc>
+          <w:tcPr>
+            <w:tcW w:type="dxa" w:w="3600"/>
+            <w:vAlign w:val="center"/>
+            <w:tcBorders>
+              <w:top w:val="single" w:color="D9D9D9" w:sz="4"/>
+              <w:left w:val="single" w:color="D9D9D9" w:sz="4"/>
+              <w:bottom w:val="single" w:color="D9D9D9" w:sz="4"/>
+              <w:right w:val="single" w:color="D9D9D9" w:sz="4"/>
+            </w:tcBorders>
+            <w:tcMar>
+              <w:top w:w="80" w:type="dxa"/>
+              <w:bottom w:w="80" w:type="dxa"/>
+              <w:left w:w="110" w:type="dxa"/>
+              <w:right w:w="110" w:type="dxa"/>
+            </w:tcMar>
+            <w:shd w:fill="F7F9FC"/>
+          </w:tcPr>
+          <w:p>
+            <w:pPr>
+              <w:spacing w:after="60" w:before="60"/>
+            </w:pPr>
+            <w:r>
+              <w:rPr>
+                <w:rFonts w:ascii="Arial" w:hAnsi="Arial"/>
+                <w:sz w:val="18"/>
+              </w:rPr>
+              <w:t>0.02118</w:t>
+            </w:r>
+          </w:p>
+        </w:tc>
+      </w:tr>
+      <w:tr>
+        <w:tc>
+          <w:tcPr>
+            <w:tcW w:type="dxa" w:w="3024"/>
+            <w:vAlign w:val="center"/>
+            <w:tcBorders>
+              <w:top w:val="single" w:color="D9D9D9" w:sz="4"/>
+              <w:left w:val="single" w:color="D9D9D9" w:sz="4"/>
+              <w:bottom w:val="single" w:color="D9D9D9" w:sz="4"/>
+              <w:right w:val="single" w:color="D9D9D9" w:sz="4"/>
+            </w:tcBorders>
+            <w:tcMar>
+              <w:top w:w="80" w:type="dxa"/>
+              <w:bottom w:w="80" w:type="dxa"/>
+              <w:left w:w="110" w:type="dxa"/>
+              <w:right w:w="110" w:type="dxa"/>
+            </w:tcMar>
+          </w:tcPr>
+          <w:p>
+            <w:pPr>
+              <w:spacing w:after="60" w:before="60"/>
+            </w:pPr>
+            <w:r>
+              <w:rPr>
+                <w:rFonts w:ascii="Arial" w:hAnsi="Arial"/>
+                <w:sz w:val="18"/>
+              </w:rPr>
+              <w:t>LiDAR degradado</w:t>
+            </w:r>
+          </w:p>
+        </w:tc>
+        <w:tc>
+          <w:tcPr>
+            <w:tcW w:type="dxa" w:w="1584"/>
+            <w:vAlign w:val="center"/>
+            <w:tcBorders>
+              <w:top w:val="single" w:color="D9D9D9" w:sz="4"/>
+              <w:left w:val="single" w:color="D9D9D9" w:sz="4"/>
+              <w:bottom w:val="single" w:color="D9D9D9" w:sz="4"/>
+              <w:right w:val="single" w:color="D9D9D9" w:sz="4"/>
+            </w:tcBorders>
+            <w:tcMar>
+              <w:top w:w="80" w:type="dxa"/>
+              <w:bottom w:w="80" w:type="dxa"/>
+              <w:left w:w="110" w:type="dxa"/>
+              <w:right w:w="110" w:type="dxa"/>
+            </w:tcMar>
+          </w:tcPr>
+          <w:p>
+            <w:pPr>
+              <w:spacing w:after="60" w:before="60"/>
+            </w:pPr>
+            <w:r>
+              <w:rPr>
+                <w:rFonts w:ascii="Arial" w:hAnsi="Arial"/>
+                <w:sz w:val="18"/>
+              </w:rPr>
+              <w:t>0.00079</w:t>
+            </w:r>
+          </w:p>
+        </w:tc>
+        <w:tc>
+          <w:tcPr>
+            <w:tcW w:type="dxa" w:w="1584"/>
+            <w:vAlign w:val="center"/>
+            <w:tcBorders>
+              <w:top w:val="single" w:color="D9D9D9" w:sz="4"/>
+              <w:left w:val="single" w:color="D9D9D9" w:sz="4"/>
+              <w:bottom w:val="single" w:color="D9D9D9" w:sz="4"/>
+              <w:right w:val="single" w:color="D9D9D9" w:sz="4"/>
+            </w:tcBorders>
+            <w:tcMar>
+              <w:top w:w="80" w:type="dxa"/>
+              <w:bottom w:w="80" w:type="dxa"/>
+              <w:left w:w="110" w:type="dxa"/>
+              <w:right w:w="110" w:type="dxa"/>
+            </w:tcMar>
+          </w:tcPr>
+          <w:p>
+            <w:pPr>
+              <w:spacing w:after="60" w:before="60"/>
+            </w:pPr>
+            <w:r>
+              <w:rPr>
+                <w:rFonts w:ascii="Arial" w:hAnsi="Arial"/>
+                <w:sz w:val="18"/>
+              </w:rPr>
+              <w:t>0.11506</w:t>
+            </w:r>
+          </w:p>
+        </w:tc>
+        <w:tc>
+          <w:tcPr>
+            <w:tcW w:type="dxa" w:w="3600"/>
+            <w:vAlign w:val="center"/>
+            <w:tcBorders>
+              <w:top w:val="single" w:color="D9D9D9" w:sz="4"/>
+              <w:left w:val="single" w:color="D9D9D9" w:sz="4"/>
+              <w:bottom w:val="single" w:color="D9D9D9" w:sz="4"/>
+              <w:right w:val="single" w:color="D9D9D9" w:sz="4"/>
+            </w:tcBorders>
+            <w:tcMar>
+              <w:top w:w="80" w:type="dxa"/>
+              <w:bottom w:w="80" w:type="dxa"/>
+              <w:left w:w="110" w:type="dxa"/>
+              <w:right w:w="110" w:type="dxa"/>
+            </w:tcMar>
+          </w:tcPr>
+          <w:p>
+            <w:pPr>
+              <w:spacing w:after="60" w:before="60"/>
+            </w:pPr>
+            <w:r>
+              <w:rPr>
+                <w:rFonts w:ascii="Arial" w:hAnsi="Arial"/>
+                <w:sz w:val="18"/>
+              </w:rPr>
+              <w:t>0.02589</w:t>
+            </w:r>
+          </w:p>
+        </w:tc>
+      </w:tr>
+      <w:tr>
+        <w:tc>
+          <w:tcPr>
+            <w:tcW w:type="dxa" w:w="3024"/>
+            <w:vAlign w:val="center"/>
+            <w:tcBorders>
+              <w:top w:val="single" w:color="D9D9D9" w:sz="4"/>
+              <w:left w:val="single" w:color="D9D9D9" w:sz="4"/>
+              <w:bottom w:val="single" w:color="D9D9D9" w:sz="4"/>
+              <w:right w:val="single" w:color="D9D9D9" w:sz="4"/>
+            </w:tcBorders>
+            <w:tcMar>
+              <w:top w:w="80" w:type="dxa"/>
+              <w:bottom w:w="80" w:type="dxa"/>
+              <w:left w:w="110" w:type="dxa"/>
+              <w:right w:w="110" w:type="dxa"/>
+            </w:tcMar>
+            <w:shd w:fill="F7F9FC"/>
+          </w:tcPr>
+          <w:p>
+            <w:pPr>
+              <w:spacing w:after="60" w:before="60"/>
+            </w:pPr>
+            <w:r>
+              <w:rPr>
+                <w:rFonts w:ascii="Arial" w:hAnsi="Arial"/>
+                <w:sz w:val="18"/>
+              </w:rPr>
+              <w:t>Sesgo IMU</w:t>
+            </w:r>
+          </w:p>
+        </w:tc>
+        <w:tc>
+          <w:tcPr>
+            <w:tcW w:type="dxa" w:w="1584"/>
+            <w:vAlign w:val="center"/>
+            <w:tcBorders>
+              <w:top w:val="single" w:color="D9D9D9" w:sz="4"/>
+              <w:left w:val="single" w:color="D9D9D9" w:sz="4"/>
+              <w:bottom w:val="single" w:color="D9D9D9" w:sz="4"/>
+              <w:right w:val="single" w:color="D9D9D9" w:sz="4"/>
+            </w:tcBorders>
+            <w:tcMar>
+              <w:top w:w="80" w:type="dxa"/>
+              <w:bottom w:w="80" w:type="dxa"/>
+              <w:left w:w="110" w:type="dxa"/>
+              <w:right w:w="110" w:type="dxa"/>
+            </w:tcMar>
+            <w:shd w:fill="F7F9FC"/>
+          </w:tcPr>
+          <w:p>
+            <w:pPr>
+              <w:spacing w:after="60" w:before="60"/>
+            </w:pPr>
+            <w:r>
+              <w:rPr>
+                <w:rFonts w:ascii="Arial" w:hAnsi="Arial"/>
+                <w:sz w:val="18"/>
+              </w:rPr>
+              <w:t>0.14125</w:t>
+            </w:r>
+          </w:p>
+        </w:tc>
+        <w:tc>
+          <w:tcPr>
+            <w:tcW w:type="dxa" w:w="1584"/>
+            <w:vAlign w:val="center"/>
+            <w:tcBorders>
+              <w:top w:val="single" w:color="D9D9D9" w:sz="4"/>
+              <w:left w:val="single" w:color="D9D9D9" w:sz="4"/>
+              <w:bottom w:val="single" w:color="D9D9D9" w:sz="4"/>
+              <w:right w:val="single" w:color="D9D9D9" w:sz="4"/>
+            </w:tcBorders>
+            <w:tcMar>
+              <w:top w:w="80" w:type="dxa"/>
+              <w:bottom w:w="80" w:type="dxa"/>
+              <w:left w:w="110" w:type="dxa"/>
+              <w:right w:w="110" w:type="dxa"/>
+            </w:tcMar>
+            <w:shd w:fill="F7F9FC"/>
+          </w:tcPr>
+          <w:p>
+            <w:pPr>
+              <w:spacing w:after="60" w:before="60"/>
+            </w:pPr>
+            <w:r>
+              <w:rPr>
+                <w:rFonts w:ascii="Arial" w:hAnsi="Arial"/>
+                <w:sz w:val="18"/>
+              </w:rPr>
+              <w:t>0.01959</w:t>
+            </w:r>
+          </w:p>
+        </w:tc>
+        <w:tc>
+          <w:tcPr>
+            <w:tcW w:type="dxa" w:w="3600"/>
+            <w:vAlign w:val="center"/>
+            <w:tcBorders>
+              <w:top w:val="single" w:color="D9D9D9" w:sz="4"/>
+              <w:left w:val="single" w:color="D9D9D9" w:sz="4"/>
+              <w:bottom w:val="single" w:color="D9D9D9" w:sz="4"/>
+              <w:right w:val="single" w:color="D9D9D9" w:sz="4"/>
+            </w:tcBorders>
+            <w:tcMar>
+              <w:top w:w="80" w:type="dxa"/>
+              <w:bottom w:w="80" w:type="dxa"/>
+              <w:left w:w="110" w:type="dxa"/>
+              <w:right w:w="110" w:type="dxa"/>
+            </w:tcMar>
+            <w:shd w:fill="F7F9FC"/>
+          </w:tcPr>
+          <w:p>
+            <w:pPr>
+              <w:spacing w:after="60" w:before="60"/>
+            </w:pPr>
+            <w:r>
+              <w:rPr>
+                <w:rFonts w:ascii="Arial" w:hAnsi="Arial"/>
+                <w:sz w:val="18"/>
+              </w:rPr>
+              <w:t>0.01810</w:t>
+            </w:r>
+          </w:p>
+        </w:tc>
+      </w:tr>
+    </w:tbl>
+    <w:p/>
+    <w:p>
+      <w:r>
+        <w:t>El híbrido mejora ATE frente a ICP con LiDAR degradado y frente a rueda/IMU con sesgo de giroscopio, pero no gana frente a la mejor referencia en las cuatro condiciones. El mejor ATE con sesgo IMU fue el de ruedas sin IMU (0.00438 m). Además, el RPE del híbrido supera al de la mejor referencia en cada condición y su F1 con ruido de ruedas es 0.850 frente a 0.929 de rueda/IMU. Desactivar la adaptación aumenta ATE con LiDAR degradado de 0.02589 a 0.03388 m; desactivar el filtro de mapa lo lleva a 0.04910 m, pero mejora F1 de 0.484 a 0.635. Hay un compromiso entre precisión de trayectoria y cobertura del mapa.</w:t>
+      </w:r>
+    </w:p>
+    <w:p>
+      <w:pPr>
+        <w:spacing w:before="60" w:after="200"/>
+        <w:ind w:left="288"/>
+      </w:pPr>
+      <w:r>
+        <w:rPr>
+          <w:rFonts w:ascii="Consolas" w:hAnsi="Consolas"/>
+          <w:sz w:val="18"/>
+        </w:rPr>
+        <w:t>slamcart3d benchmark-hybrid configs/example_adaptive_hybrid.yaml --plot</w:t>
       </w:r>
     </w:p>
     <w:p>
@@ -2421,7 +3130,7 @@
     </w:p>
     <w:p>
       <w:r>
-        <w:t>Una corrida escribe config.yaml, metadata.json, trajectory.csv, metrics.csv y mapas CSV en results/EXP. Si se solicitan figuras, crea trayectoria, escena 3D y nube 3D según sensores activos. Los datasets guardan ground truth y observaciones ideales y medidas. Lotes y estudios exportan las corridas por semilla y tablas agregadas. Cada resultado conserva identificador, configuración, semilla, versión, fecha UTC y huella SHA-256 del paquete de código.</w:t>
+        <w:t>Mientras la GUI ejecuta, escribe trajectory_live.csv, nubes parciales y status.json en cada paso. Al finalizar añade config.yaml, metadata.json, trajectory.csv, metrics.csv y mapas CSV en results/EXP. Si se solicitan figuras, crea trayectoria, escena 3D y nube 3D según sensores activos. Los datasets guardan ground truth y observaciones ideales y medidas. Lotes y estudios exportan las corridas por semilla y tablas agregadas. Cada resultado conserva identificador, configuración, semilla, versión, fecha UTC y huella SHA-256 del paquete de código.</w:t>
       </w:r>
     </w:p>
     <w:p>
@@ -2566,7 +3275,7 @@
                 <w:rFonts w:ascii="Arial" w:hAnsi="Arial"/>
                 <w:sz w:val="18"/>
               </w:rPr>
-              <w:t>EXP-0A04E1799939</w:t>
+              <w:t>EXP-71EEDD205D56</w:t>
             </w:r>
           </w:p>
         </w:tc>
@@ -2692,7 +3401,7 @@
                 <w:rFonts w:ascii="Arial" w:hAnsi="Arial"/>
                 <w:sz w:val="18"/>
               </w:rPr>
-              <w:t>1346872c66ab4deb8bbef93183b712c91735d090c8bd38f650abab9808039bfb</w:t>
+              <w:t>43c8b93e4a1916b52ec1fe6a41523b49fccdec5b797e731386db86e79292a2dd</w:t>
             </w:r>
           </w:p>
         </w:tc>
@@ -2835,7 +3544,7 @@
     </w:p>
     <w:p>
       <w:r>
-        <w:t>La GUI Qt ofrece pestañas de experimento, trayectoria, métricas, lotes, robustez ASRF, nube 3D, dataset y ocupación 2D. Las tareas largas se ejecutan en QThread; los botones de lanzamiento se deshabilitan durante la operación y se reactivan al completar o fallar. Los mensajes y controles principales cambian entre español e inglés sin alterar la configuración. El núcleo headless no depende del renderizador de la GUI.</w:t>
+        <w:t>La GUI Qt ofrece pestañas de experimento, trayectoria, métricas, lotes, robustez ASRF, nube 3D, dataset, ocupación 2D y estudio controlado. La barra temporal recupera pasos ya calculados; Mostrar realidad simulada controla la referencia visual. Las tareas largas se ejecutan en QThread; los botones de lanzamiento se deshabilitan durante la operación y se reactivan al completar o fallar. Los mensajes y controles principales cambian entre español e inglés sin alterar la configuración. El núcleo headless no depende del renderizador de la GUI.</w:t>
       </w:r>
     </w:p>
     <w:p>
@@ -2913,7 +3622,7 @@
     </w:p>
     <w:p>
       <w:r>
-        <w:t>La suite tiene 178 pruebas y pasó sobre el árbol de desarrollo y sobre la copia extraída del ZIP de código. Revisa matemática, sensores, degradaciones, mapas, estimadores, estadística, ASRF, CLI y GUI en Qt offscreen. Los 18 ejemplos YAML ejecutan trayectorias finitas y reportan cero contactos entre la línea central muestreada y paredes estáticas. La compilación congelada y la copia extraída del ZIP del EXE devolvieron código 0 en --self-test. Esto no demuestra portabilidad universal, ausencia de fallos físicos o calibración del surrogate.</w:t>
+        <w:t>Las 202 pruebas automatizadas pasaron en el árbol de desarrollo. Revisan matemática, sensores, degradaciones, mapas, estimadores, estadística, ASRF, CLI y GUI en Qt offscreen, además del híbrido, sus ablaciones, el estudio controlado y el guardado incremental. Los ejemplos se ejecutan con salidas finitas. La compilación congelada y la copia extraída del ZIP del EXE devolvieron código 0 en --self-test. Esto no demuestra portabilidad universal, ausencia de fallos físicos o calibración del surrogate.</w:t>
       </w:r>
     </w:p>
     <w:p>
@@ -2926,7 +3635,7 @@
     </w:p>
     <w:p>
       <w:r>
-        <w:t>Faltan movimiento rígido 6DoF, evitación y respuesta a colisiones, cierre de bucle, odometría visual y mapas de ocupación probabilísticos calibrados. La validación real de ASRF necesita más escenarios, presupuestos y semillas de diseño antes de evaluar una hipótesis de superioridad general. El ejecutable no se ha ensayado en un Windows limpio.</w:t>
+        <w:t>Faltan movimiento rígido 6DoF, evitación y física completa de colisiones, cierre de bucle, odometría visual y mapas de ocupación probabilísticos calibrados. La validación real de ASRF necesita más escenarios, presupuestos y semillas de diseño antes de evaluar una hipótesis de superioridad general. El ejecutable no se ha ensayado en un Windows limpio.</w:t>
       </w:r>
     </w:p>
     <w:p>
